--- a/clients/ani/crowdstrike/monthly/2026-02/ANI-CrowdStrike-Activity-2026-02.docx
+++ b/clients/ani/crowdstrike/monthly/2026-02/ANI-CrowdStrike-Activity-2026-02.docx
@@ -95,7 +95,7 @@
       <w:tr>
         <w:tc>
           <w:tcPr>
-            <w:tcW w:type="dxa" w:w="3744"/>
+            <w:tcW w:type="dxa" w:w="3528"/>
             <w:tcBorders>
               <w:top w:val="nil"/>
               <w:left w:val="nil"/>
@@ -133,7 +133,7 @@
         </w:tc>
         <w:tc>
           <w:tcPr>
-            <w:tcW w:type="dxa" w:w="3744"/>
+            <w:tcW w:type="dxa" w:w="3528"/>
             <w:tcBorders>
               <w:top w:val="nil"/>
               <w:left w:val="nil"/>
@@ -2265,7 +2265,7 @@
         </w:tc>
         <w:tc>
           <w:tcPr>
-            <w:tcW w:type="dxa" w:w="2592"/>
+            <w:tcW w:type="dxa" w:w="2448"/>
             <w:shd w:val="clear" w:color="auto" w:fill="006DB6"/>
             <w:tcBorders>
               <w:top w:val="single" w:sz="4" w:color="E9ECEF"/>
@@ -2292,7 +2292,7 @@
         </w:tc>
         <w:tc>
           <w:tcPr>
-            <w:tcW w:type="dxa" w:w="1872"/>
+            <w:tcW w:type="dxa" w:w="1728"/>
             <w:shd w:val="clear" w:color="auto" w:fill="006DB6"/>
             <w:tcBorders>
               <w:top w:val="single" w:sz="4" w:color="E9ECEF"/>
@@ -2319,7 +2319,7 @@
         </w:tc>
         <w:tc>
           <w:tcPr>
-            <w:tcW w:type="dxa" w:w="1872"/>
+            <w:tcW w:type="dxa" w:w="1728"/>
             <w:shd w:val="clear" w:color="auto" w:fill="006DB6"/>
             <w:tcBorders>
               <w:top w:val="single" w:sz="4" w:color="E9ECEF"/>
@@ -2395,7 +2395,7 @@
                 <w:color w:val="59595B"/>
                 <w:sz w:val="19"/>
               </w:rPr>
-              <w:t>2026-02-22</w:t>
+              <w:t>—</w:t>
             </w:r>
           </w:p>
         </w:tc>
@@ -2427,7 +2427,7 @@
         </w:tc>
         <w:tc>
           <w:tcPr>
-            <w:tcW w:type="dxa" w:w="2592"/>
+            <w:tcW w:type="dxa" w:w="2448"/>
             <w:tcBorders>
               <w:top w:val="single" w:sz="4" w:color="E9ECEF"/>
               <w:left w:val="single" w:sz="4" w:color="E9ECEF"/>
@@ -2453,7 +2453,7 @@
         </w:tc>
         <w:tc>
           <w:tcPr>
-            <w:tcW w:type="dxa" w:w="1872"/>
+            <w:tcW w:type="dxa" w:w="1728"/>
             <w:tcBorders>
               <w:top w:val="single" w:sz="4" w:color="E9ECEF"/>
               <w:left w:val="single" w:sz="4" w:color="E9ECEF"/>
@@ -2479,7 +2479,7 @@
         </w:tc>
         <w:tc>
           <w:tcPr>
-            <w:tcW w:type="dxa" w:w="1872"/>
+            <w:tcW w:type="dxa" w:w="1728"/>
             <w:tcBorders>
               <w:top w:val="single" w:sz="4" w:color="E9ECEF"/>
               <w:left w:val="single" w:sz="4" w:color="E9ECEF"/>
@@ -2554,7 +2554,7 @@
                 <w:color w:val="59595B"/>
                 <w:sz w:val="19"/>
               </w:rPr>
-              <w:t>2026-02-28</w:t>
+              <w:t>—</w:t>
             </w:r>
           </w:p>
         </w:tc>
@@ -2587,7 +2587,7 @@
         </w:tc>
         <w:tc>
           <w:tcPr>
-            <w:tcW w:type="dxa" w:w="2592"/>
+            <w:tcW w:type="dxa" w:w="2448"/>
             <w:shd w:val="clear" w:color="auto" w:fill="F8F9FA"/>
             <w:tcBorders>
               <w:top w:val="single" w:sz="4" w:color="E9ECEF"/>
@@ -2614,7 +2614,7 @@
         </w:tc>
         <w:tc>
           <w:tcPr>
-            <w:tcW w:type="dxa" w:w="1872"/>
+            <w:tcW w:type="dxa" w:w="1728"/>
             <w:shd w:val="clear" w:color="auto" w:fill="F8F9FA"/>
             <w:tcBorders>
               <w:top w:val="single" w:sz="4" w:color="E9ECEF"/>
@@ -2641,7 +2641,7 @@
         </w:tc>
         <w:tc>
           <w:tcPr>
-            <w:tcW w:type="dxa" w:w="1872"/>
+            <w:tcW w:type="dxa" w:w="1728"/>
             <w:shd w:val="clear" w:color="auto" w:fill="F8F9FA"/>
             <w:tcBorders>
               <w:top w:val="single" w:sz="4" w:color="E9ECEF"/>
@@ -2717,7 +2717,7 @@
                 <w:color w:val="59595B"/>
                 <w:sz w:val="19"/>
               </w:rPr>
-              <w:t>2026-02-21</w:t>
+              <w:t>—</w:t>
             </w:r>
           </w:p>
         </w:tc>
@@ -2749,7 +2749,7 @@
         </w:tc>
         <w:tc>
           <w:tcPr>
-            <w:tcW w:type="dxa" w:w="2592"/>
+            <w:tcW w:type="dxa" w:w="2448"/>
             <w:tcBorders>
               <w:top w:val="single" w:sz="4" w:color="E9ECEF"/>
               <w:left w:val="single" w:sz="4" w:color="E9ECEF"/>
@@ -2775,7 +2775,7 @@
         </w:tc>
         <w:tc>
           <w:tcPr>
-            <w:tcW w:type="dxa" w:w="1872"/>
+            <w:tcW w:type="dxa" w:w="1728"/>
             <w:tcBorders>
               <w:top w:val="single" w:sz="4" w:color="E9ECEF"/>
               <w:left w:val="single" w:sz="4" w:color="E9ECEF"/>
@@ -2801,7 +2801,7 @@
         </w:tc>
         <w:tc>
           <w:tcPr>
-            <w:tcW w:type="dxa" w:w="1872"/>
+            <w:tcW w:type="dxa" w:w="1728"/>
             <w:tcBorders>
               <w:top w:val="single" w:sz="4" w:color="E9ECEF"/>
               <w:left w:val="single" w:sz="4" w:color="E9ECEF"/>
@@ -2876,7 +2876,7 @@
                 <w:color w:val="59595B"/>
                 <w:sz w:val="19"/>
               </w:rPr>
-              <w:t>2026-02-28</w:t>
+              <w:t>—</w:t>
             </w:r>
           </w:p>
         </w:tc>
@@ -2909,7 +2909,7 @@
         </w:tc>
         <w:tc>
           <w:tcPr>
-            <w:tcW w:type="dxa" w:w="2592"/>
+            <w:tcW w:type="dxa" w:w="2448"/>
             <w:shd w:val="clear" w:color="auto" w:fill="F8F9FA"/>
             <w:tcBorders>
               <w:top w:val="single" w:sz="4" w:color="E9ECEF"/>
@@ -2936,7 +2936,7 @@
         </w:tc>
         <w:tc>
           <w:tcPr>
-            <w:tcW w:type="dxa" w:w="1872"/>
+            <w:tcW w:type="dxa" w:w="1728"/>
             <w:shd w:val="clear" w:color="auto" w:fill="F8F9FA"/>
             <w:tcBorders>
               <w:top w:val="single" w:sz="4" w:color="E9ECEF"/>
@@ -2963,7 +2963,7 @@
         </w:tc>
         <w:tc>
           <w:tcPr>
-            <w:tcW w:type="dxa" w:w="1872"/>
+            <w:tcW w:type="dxa" w:w="1728"/>
             <w:shd w:val="clear" w:color="auto" w:fill="F8F9FA"/>
             <w:tcBorders>
               <w:top w:val="single" w:sz="4" w:color="E9ECEF"/>
@@ -3039,7 +3039,7 @@
                 <w:color w:val="59595B"/>
                 <w:sz w:val="19"/>
               </w:rPr>
-              <w:t>2026-02-28</w:t>
+              <w:t>—</w:t>
             </w:r>
           </w:p>
         </w:tc>
@@ -3071,7 +3071,7 @@
         </w:tc>
         <w:tc>
           <w:tcPr>
-            <w:tcW w:type="dxa" w:w="2592"/>
+            <w:tcW w:type="dxa" w:w="2448"/>
             <w:tcBorders>
               <w:top w:val="single" w:sz="4" w:color="E9ECEF"/>
               <w:left w:val="single" w:sz="4" w:color="E9ECEF"/>
@@ -3097,7 +3097,7 @@
         </w:tc>
         <w:tc>
           <w:tcPr>
-            <w:tcW w:type="dxa" w:w="1872"/>
+            <w:tcW w:type="dxa" w:w="1728"/>
             <w:tcBorders>
               <w:top w:val="single" w:sz="4" w:color="E9ECEF"/>
               <w:left w:val="single" w:sz="4" w:color="E9ECEF"/>
@@ -3123,7 +3123,7 @@
         </w:tc>
         <w:tc>
           <w:tcPr>
-            <w:tcW w:type="dxa" w:w="1872"/>
+            <w:tcW w:type="dxa" w:w="1728"/>
             <w:tcBorders>
               <w:top w:val="single" w:sz="4" w:color="E9ECEF"/>
               <w:left w:val="single" w:sz="4" w:color="E9ECEF"/>
@@ -3198,7 +3198,7 @@
                 <w:color w:val="59595B"/>
                 <w:sz w:val="19"/>
               </w:rPr>
-              <w:t>2026-02-21</w:t>
+              <w:t>—</w:t>
             </w:r>
           </w:p>
         </w:tc>
@@ -3231,7 +3231,7 @@
         </w:tc>
         <w:tc>
           <w:tcPr>
-            <w:tcW w:type="dxa" w:w="2592"/>
+            <w:tcW w:type="dxa" w:w="2448"/>
             <w:shd w:val="clear" w:color="auto" w:fill="F8F9FA"/>
             <w:tcBorders>
               <w:top w:val="single" w:sz="4" w:color="E9ECEF"/>
@@ -3258,7 +3258,7 @@
         </w:tc>
         <w:tc>
           <w:tcPr>
-            <w:tcW w:type="dxa" w:w="1872"/>
+            <w:tcW w:type="dxa" w:w="1728"/>
             <w:shd w:val="clear" w:color="auto" w:fill="F8F9FA"/>
             <w:tcBorders>
               <w:top w:val="single" w:sz="4" w:color="E9ECEF"/>
@@ -3285,7 +3285,7 @@
         </w:tc>
         <w:tc>
           <w:tcPr>
-            <w:tcW w:type="dxa" w:w="1872"/>
+            <w:tcW w:type="dxa" w:w="1728"/>
             <w:shd w:val="clear" w:color="auto" w:fill="F8F9FA"/>
             <w:tcBorders>
               <w:top w:val="single" w:sz="4" w:color="E9ECEF"/>
@@ -3361,7 +3361,7 @@
                 <w:color w:val="59595B"/>
                 <w:sz w:val="19"/>
               </w:rPr>
-              <w:t>2026-02-28</w:t>
+              <w:t>—</w:t>
             </w:r>
           </w:p>
         </w:tc>
@@ -3393,7 +3393,7 @@
         </w:tc>
         <w:tc>
           <w:tcPr>
-            <w:tcW w:type="dxa" w:w="2592"/>
+            <w:tcW w:type="dxa" w:w="2448"/>
             <w:tcBorders>
               <w:top w:val="single" w:sz="4" w:color="E9ECEF"/>
               <w:left w:val="single" w:sz="4" w:color="E9ECEF"/>
@@ -3419,7 +3419,7 @@
         </w:tc>
         <w:tc>
           <w:tcPr>
-            <w:tcW w:type="dxa" w:w="1872"/>
+            <w:tcW w:type="dxa" w:w="1728"/>
             <w:tcBorders>
               <w:top w:val="single" w:sz="4" w:color="E9ECEF"/>
               <w:left w:val="single" w:sz="4" w:color="E9ECEF"/>
@@ -3445,7 +3445,7 @@
         </w:tc>
         <w:tc>
           <w:tcPr>
-            <w:tcW w:type="dxa" w:w="1872"/>
+            <w:tcW w:type="dxa" w:w="1728"/>
             <w:tcBorders>
               <w:top w:val="single" w:sz="4" w:color="E9ECEF"/>
               <w:left w:val="single" w:sz="4" w:color="E9ECEF"/>
@@ -3520,7 +3520,7 @@
                 <w:color w:val="59595B"/>
                 <w:sz w:val="19"/>
               </w:rPr>
-              <w:t>2026-02-21</w:t>
+              <w:t>—</w:t>
             </w:r>
           </w:p>
         </w:tc>
@@ -3553,7 +3553,7 @@
         </w:tc>
         <w:tc>
           <w:tcPr>
-            <w:tcW w:type="dxa" w:w="2592"/>
+            <w:tcW w:type="dxa" w:w="2448"/>
             <w:shd w:val="clear" w:color="auto" w:fill="F8F9FA"/>
             <w:tcBorders>
               <w:top w:val="single" w:sz="4" w:color="E9ECEF"/>
@@ -3580,7 +3580,7 @@
         </w:tc>
         <w:tc>
           <w:tcPr>
-            <w:tcW w:type="dxa" w:w="1872"/>
+            <w:tcW w:type="dxa" w:w="1728"/>
             <w:shd w:val="clear" w:color="auto" w:fill="F8F9FA"/>
             <w:tcBorders>
               <w:top w:val="single" w:sz="4" w:color="E9ECEF"/>
@@ -3607,7 +3607,7 @@
         </w:tc>
         <w:tc>
           <w:tcPr>
-            <w:tcW w:type="dxa" w:w="1872"/>
+            <w:tcW w:type="dxa" w:w="1728"/>
             <w:shd w:val="clear" w:color="auto" w:fill="F8F9FA"/>
             <w:tcBorders>
               <w:top w:val="single" w:sz="4" w:color="E9ECEF"/>
@@ -3683,7 +3683,7 @@
                 <w:color w:val="59595B"/>
                 <w:sz w:val="19"/>
               </w:rPr>
-              <w:t>2026-02-28</w:t>
+              <w:t>—</w:t>
             </w:r>
           </w:p>
         </w:tc>
@@ -3715,7 +3715,7 @@
         </w:tc>
         <w:tc>
           <w:tcPr>
-            <w:tcW w:type="dxa" w:w="2592"/>
+            <w:tcW w:type="dxa" w:w="2448"/>
             <w:tcBorders>
               <w:top w:val="single" w:sz="4" w:color="E9ECEF"/>
               <w:left w:val="single" w:sz="4" w:color="E9ECEF"/>
@@ -3741,7 +3741,7 @@
         </w:tc>
         <w:tc>
           <w:tcPr>
-            <w:tcW w:type="dxa" w:w="1872"/>
+            <w:tcW w:type="dxa" w:w="1728"/>
             <w:tcBorders>
               <w:top w:val="single" w:sz="4" w:color="E9ECEF"/>
               <w:left w:val="single" w:sz="4" w:color="E9ECEF"/>
@@ -3767,7 +3767,7 @@
         </w:tc>
         <w:tc>
           <w:tcPr>
-            <w:tcW w:type="dxa" w:w="1872"/>
+            <w:tcW w:type="dxa" w:w="1728"/>
             <w:tcBorders>
               <w:top w:val="single" w:sz="4" w:color="E9ECEF"/>
               <w:left w:val="single" w:sz="4" w:color="E9ECEF"/>
@@ -3842,7 +3842,7 @@
                 <w:color w:val="59595B"/>
                 <w:sz w:val="19"/>
               </w:rPr>
-              <w:t>2026-02-22</w:t>
+              <w:t>—</w:t>
             </w:r>
           </w:p>
         </w:tc>
@@ -3875,7 +3875,7 @@
         </w:tc>
         <w:tc>
           <w:tcPr>
-            <w:tcW w:type="dxa" w:w="2592"/>
+            <w:tcW w:type="dxa" w:w="2448"/>
             <w:shd w:val="clear" w:color="auto" w:fill="F8F9FA"/>
             <w:tcBorders>
               <w:top w:val="single" w:sz="4" w:color="E9ECEF"/>
@@ -3902,7 +3902,7 @@
         </w:tc>
         <w:tc>
           <w:tcPr>
-            <w:tcW w:type="dxa" w:w="1872"/>
+            <w:tcW w:type="dxa" w:w="1728"/>
             <w:shd w:val="clear" w:color="auto" w:fill="F8F9FA"/>
             <w:tcBorders>
               <w:top w:val="single" w:sz="4" w:color="E9ECEF"/>
@@ -3929,7 +3929,7 @@
         </w:tc>
         <w:tc>
           <w:tcPr>
-            <w:tcW w:type="dxa" w:w="1872"/>
+            <w:tcW w:type="dxa" w:w="1728"/>
             <w:shd w:val="clear" w:color="auto" w:fill="F8F9FA"/>
             <w:tcBorders>
               <w:top w:val="single" w:sz="4" w:color="E9ECEF"/>
@@ -4005,7 +4005,7 @@
                 <w:color w:val="59595B"/>
                 <w:sz w:val="19"/>
               </w:rPr>
-              <w:t>2026-02-21</w:t>
+              <w:t>—</w:t>
             </w:r>
           </w:p>
         </w:tc>
@@ -4037,7 +4037,7 @@
         </w:tc>
         <w:tc>
           <w:tcPr>
-            <w:tcW w:type="dxa" w:w="2592"/>
+            <w:tcW w:type="dxa" w:w="2448"/>
             <w:tcBorders>
               <w:top w:val="single" w:sz="4" w:color="E9ECEF"/>
               <w:left w:val="single" w:sz="4" w:color="E9ECEF"/>
@@ -4063,7 +4063,7 @@
         </w:tc>
         <w:tc>
           <w:tcPr>
-            <w:tcW w:type="dxa" w:w="1872"/>
+            <w:tcW w:type="dxa" w:w="1728"/>
             <w:tcBorders>
               <w:top w:val="single" w:sz="4" w:color="E9ECEF"/>
               <w:left w:val="single" w:sz="4" w:color="E9ECEF"/>
@@ -4089,7 +4089,7 @@
         </w:tc>
         <w:tc>
           <w:tcPr>
-            <w:tcW w:type="dxa" w:w="1872"/>
+            <w:tcW w:type="dxa" w:w="1728"/>
             <w:tcBorders>
               <w:top w:val="single" w:sz="4" w:color="E9ECEF"/>
               <w:left w:val="single" w:sz="4" w:color="E9ECEF"/>
@@ -4164,7 +4164,7 @@
                 <w:color w:val="59595B"/>
                 <w:sz w:val="19"/>
               </w:rPr>
-              <w:t>2026-02-28</w:t>
+              <w:t>—</w:t>
             </w:r>
           </w:p>
         </w:tc>
@@ -4197,7 +4197,7 @@
         </w:tc>
         <w:tc>
           <w:tcPr>
-            <w:tcW w:type="dxa" w:w="2592"/>
+            <w:tcW w:type="dxa" w:w="2448"/>
             <w:shd w:val="clear" w:color="auto" w:fill="F8F9FA"/>
             <w:tcBorders>
               <w:top w:val="single" w:sz="4" w:color="E9ECEF"/>
@@ -4224,7 +4224,7 @@
         </w:tc>
         <w:tc>
           <w:tcPr>
-            <w:tcW w:type="dxa" w:w="1872"/>
+            <w:tcW w:type="dxa" w:w="1728"/>
             <w:shd w:val="clear" w:color="auto" w:fill="F8F9FA"/>
             <w:tcBorders>
               <w:top w:val="single" w:sz="4" w:color="E9ECEF"/>
@@ -4251,7 +4251,7 @@
         </w:tc>
         <w:tc>
           <w:tcPr>
-            <w:tcW w:type="dxa" w:w="1872"/>
+            <w:tcW w:type="dxa" w:w="1728"/>
             <w:shd w:val="clear" w:color="auto" w:fill="F8F9FA"/>
             <w:tcBorders>
               <w:top w:val="single" w:sz="4" w:color="E9ECEF"/>
@@ -4327,7 +4327,7 @@
                 <w:color w:val="59595B"/>
                 <w:sz w:val="19"/>
               </w:rPr>
-              <w:t>2026-02-21</w:t>
+              <w:t>—</w:t>
             </w:r>
           </w:p>
         </w:tc>
@@ -4359,7 +4359,7 @@
         </w:tc>
         <w:tc>
           <w:tcPr>
-            <w:tcW w:type="dxa" w:w="2592"/>
+            <w:tcW w:type="dxa" w:w="2448"/>
             <w:tcBorders>
               <w:top w:val="single" w:sz="4" w:color="E9ECEF"/>
               <w:left w:val="single" w:sz="4" w:color="E9ECEF"/>
@@ -4385,7 +4385,7 @@
         </w:tc>
         <w:tc>
           <w:tcPr>
-            <w:tcW w:type="dxa" w:w="1872"/>
+            <w:tcW w:type="dxa" w:w="1728"/>
             <w:tcBorders>
               <w:top w:val="single" w:sz="4" w:color="E9ECEF"/>
               <w:left w:val="single" w:sz="4" w:color="E9ECEF"/>
@@ -4411,7 +4411,7 @@
         </w:tc>
         <w:tc>
           <w:tcPr>
-            <w:tcW w:type="dxa" w:w="1872"/>
+            <w:tcW w:type="dxa" w:w="1728"/>
             <w:tcBorders>
               <w:top w:val="single" w:sz="4" w:color="E9ECEF"/>
               <w:left w:val="single" w:sz="4" w:color="E9ECEF"/>
@@ -4486,7 +4486,7 @@
                 <w:color w:val="59595B"/>
                 <w:sz w:val="19"/>
               </w:rPr>
-              <w:t>2026-02-28</w:t>
+              <w:t>—</w:t>
             </w:r>
           </w:p>
         </w:tc>
@@ -4519,7 +4519,7 @@
         </w:tc>
         <w:tc>
           <w:tcPr>
-            <w:tcW w:type="dxa" w:w="2592"/>
+            <w:tcW w:type="dxa" w:w="2448"/>
             <w:shd w:val="clear" w:color="auto" w:fill="F8F9FA"/>
             <w:tcBorders>
               <w:top w:val="single" w:sz="4" w:color="E9ECEF"/>
@@ -4546,7 +4546,7 @@
         </w:tc>
         <w:tc>
           <w:tcPr>
-            <w:tcW w:type="dxa" w:w="1872"/>
+            <w:tcW w:type="dxa" w:w="1728"/>
             <w:shd w:val="clear" w:color="auto" w:fill="F8F9FA"/>
             <w:tcBorders>
               <w:top w:val="single" w:sz="4" w:color="E9ECEF"/>
@@ -4573,7 +4573,7 @@
         </w:tc>
         <w:tc>
           <w:tcPr>
-            <w:tcW w:type="dxa" w:w="1872"/>
+            <w:tcW w:type="dxa" w:w="1728"/>
             <w:shd w:val="clear" w:color="auto" w:fill="F8F9FA"/>
             <w:tcBorders>
               <w:top w:val="single" w:sz="4" w:color="E9ECEF"/>
@@ -4649,7 +4649,7 @@
                 <w:color w:val="59595B"/>
                 <w:sz w:val="19"/>
               </w:rPr>
-              <w:t>2026-02-28</w:t>
+              <w:t>—</w:t>
             </w:r>
           </w:p>
         </w:tc>
@@ -4681,7 +4681,7 @@
         </w:tc>
         <w:tc>
           <w:tcPr>
-            <w:tcW w:type="dxa" w:w="2592"/>
+            <w:tcW w:type="dxa" w:w="2448"/>
             <w:tcBorders>
               <w:top w:val="single" w:sz="4" w:color="E9ECEF"/>
               <w:left w:val="single" w:sz="4" w:color="E9ECEF"/>
@@ -4707,7 +4707,7 @@
         </w:tc>
         <w:tc>
           <w:tcPr>
-            <w:tcW w:type="dxa" w:w="1872"/>
+            <w:tcW w:type="dxa" w:w="1728"/>
             <w:tcBorders>
               <w:top w:val="single" w:sz="4" w:color="E9ECEF"/>
               <w:left w:val="single" w:sz="4" w:color="E9ECEF"/>
@@ -4733,7 +4733,7 @@
         </w:tc>
         <w:tc>
           <w:tcPr>
-            <w:tcW w:type="dxa" w:w="1872"/>
+            <w:tcW w:type="dxa" w:w="1728"/>
             <w:tcBorders>
               <w:top w:val="single" w:sz="4" w:color="E9ECEF"/>
               <w:left w:val="single" w:sz="4" w:color="E9ECEF"/>
@@ -4808,7 +4808,7 @@
                 <w:color w:val="59595B"/>
                 <w:sz w:val="19"/>
               </w:rPr>
-              <w:t>2026-02-28</w:t>
+              <w:t>—</w:t>
             </w:r>
           </w:p>
         </w:tc>
@@ -4841,7 +4841,7 @@
         </w:tc>
         <w:tc>
           <w:tcPr>
-            <w:tcW w:type="dxa" w:w="2592"/>
+            <w:tcW w:type="dxa" w:w="2448"/>
             <w:shd w:val="clear" w:color="auto" w:fill="F8F9FA"/>
             <w:tcBorders>
               <w:top w:val="single" w:sz="4" w:color="E9ECEF"/>
@@ -4868,7 +4868,7 @@
         </w:tc>
         <w:tc>
           <w:tcPr>
-            <w:tcW w:type="dxa" w:w="1872"/>
+            <w:tcW w:type="dxa" w:w="1728"/>
             <w:shd w:val="clear" w:color="auto" w:fill="F8F9FA"/>
             <w:tcBorders>
               <w:top w:val="single" w:sz="4" w:color="E9ECEF"/>
@@ -4895,7 +4895,7 @@
         </w:tc>
         <w:tc>
           <w:tcPr>
-            <w:tcW w:type="dxa" w:w="1872"/>
+            <w:tcW w:type="dxa" w:w="1728"/>
             <w:shd w:val="clear" w:color="auto" w:fill="F8F9FA"/>
             <w:tcBorders>
               <w:top w:val="single" w:sz="4" w:color="E9ECEF"/>
@@ -4971,7 +4971,7 @@
                 <w:color w:val="59595B"/>
                 <w:sz w:val="19"/>
               </w:rPr>
-              <w:t>2026-02-28</w:t>
+              <w:t>—</w:t>
             </w:r>
           </w:p>
         </w:tc>
@@ -5003,7 +5003,7 @@
         </w:tc>
         <w:tc>
           <w:tcPr>
-            <w:tcW w:type="dxa" w:w="2592"/>
+            <w:tcW w:type="dxa" w:w="2448"/>
             <w:tcBorders>
               <w:top w:val="single" w:sz="4" w:color="E9ECEF"/>
               <w:left w:val="single" w:sz="4" w:color="E9ECEF"/>
@@ -5029,7 +5029,7 @@
         </w:tc>
         <w:tc>
           <w:tcPr>
-            <w:tcW w:type="dxa" w:w="1872"/>
+            <w:tcW w:type="dxa" w:w="1728"/>
             <w:tcBorders>
               <w:top w:val="single" w:sz="4" w:color="E9ECEF"/>
               <w:left w:val="single" w:sz="4" w:color="E9ECEF"/>
@@ -5055,7 +5055,7 @@
         </w:tc>
         <w:tc>
           <w:tcPr>
-            <w:tcW w:type="dxa" w:w="1872"/>
+            <w:tcW w:type="dxa" w:w="1728"/>
             <w:tcBorders>
               <w:top w:val="single" w:sz="4" w:color="E9ECEF"/>
               <w:left w:val="single" w:sz="4" w:color="E9ECEF"/>
@@ -5130,7 +5130,7 @@
                 <w:color w:val="59595B"/>
                 <w:sz w:val="19"/>
               </w:rPr>
-              <w:t>2026-02-22</w:t>
+              <w:t>—</w:t>
             </w:r>
           </w:p>
         </w:tc>
@@ -5163,7 +5163,7 @@
         </w:tc>
         <w:tc>
           <w:tcPr>
-            <w:tcW w:type="dxa" w:w="2592"/>
+            <w:tcW w:type="dxa" w:w="2448"/>
             <w:shd w:val="clear" w:color="auto" w:fill="F8F9FA"/>
             <w:tcBorders>
               <w:top w:val="single" w:sz="4" w:color="E9ECEF"/>
@@ -5190,7 +5190,7 @@
         </w:tc>
         <w:tc>
           <w:tcPr>
-            <w:tcW w:type="dxa" w:w="1872"/>
+            <w:tcW w:type="dxa" w:w="1728"/>
             <w:shd w:val="clear" w:color="auto" w:fill="F8F9FA"/>
             <w:tcBorders>
               <w:top w:val="single" w:sz="4" w:color="E9ECEF"/>
@@ -5217,7 +5217,7 @@
         </w:tc>
         <w:tc>
           <w:tcPr>
-            <w:tcW w:type="dxa" w:w="1872"/>
+            <w:tcW w:type="dxa" w:w="1728"/>
             <w:shd w:val="clear" w:color="auto" w:fill="F8F9FA"/>
             <w:tcBorders>
               <w:top w:val="single" w:sz="4" w:color="E9ECEF"/>
@@ -5293,7 +5293,7 @@
                 <w:color w:val="59595B"/>
                 <w:sz w:val="19"/>
               </w:rPr>
-              <w:t>2026-02-21</w:t>
+              <w:t>—</w:t>
             </w:r>
           </w:p>
         </w:tc>
@@ -5325,7 +5325,7 @@
         </w:tc>
         <w:tc>
           <w:tcPr>
-            <w:tcW w:type="dxa" w:w="2592"/>
+            <w:tcW w:type="dxa" w:w="2448"/>
             <w:tcBorders>
               <w:top w:val="single" w:sz="4" w:color="E9ECEF"/>
               <w:left w:val="single" w:sz="4" w:color="E9ECEF"/>
@@ -5351,7 +5351,7 @@
         </w:tc>
         <w:tc>
           <w:tcPr>
-            <w:tcW w:type="dxa" w:w="1872"/>
+            <w:tcW w:type="dxa" w:w="1728"/>
             <w:tcBorders>
               <w:top w:val="single" w:sz="4" w:color="E9ECEF"/>
               <w:left w:val="single" w:sz="4" w:color="E9ECEF"/>
@@ -5377,7 +5377,7 @@
         </w:tc>
         <w:tc>
           <w:tcPr>
-            <w:tcW w:type="dxa" w:w="1872"/>
+            <w:tcW w:type="dxa" w:w="1728"/>
             <w:tcBorders>
               <w:top w:val="single" w:sz="4" w:color="E9ECEF"/>
               <w:left w:val="single" w:sz="4" w:color="E9ECEF"/>
@@ -5452,7 +5452,7 @@
                 <w:color w:val="59595B"/>
                 <w:sz w:val="19"/>
               </w:rPr>
-              <w:t>2026-02-28</w:t>
+              <w:t>—</w:t>
             </w:r>
           </w:p>
         </w:tc>
@@ -5485,7 +5485,7 @@
         </w:tc>
         <w:tc>
           <w:tcPr>
-            <w:tcW w:type="dxa" w:w="2592"/>
+            <w:tcW w:type="dxa" w:w="2448"/>
             <w:shd w:val="clear" w:color="auto" w:fill="F8F9FA"/>
             <w:tcBorders>
               <w:top w:val="single" w:sz="4" w:color="E9ECEF"/>
@@ -5512,7 +5512,7 @@
         </w:tc>
         <w:tc>
           <w:tcPr>
-            <w:tcW w:type="dxa" w:w="1872"/>
+            <w:tcW w:type="dxa" w:w="1728"/>
             <w:shd w:val="clear" w:color="auto" w:fill="F8F9FA"/>
             <w:tcBorders>
               <w:top w:val="single" w:sz="4" w:color="E9ECEF"/>
@@ -5539,7 +5539,7 @@
         </w:tc>
         <w:tc>
           <w:tcPr>
-            <w:tcW w:type="dxa" w:w="1872"/>
+            <w:tcW w:type="dxa" w:w="1728"/>
             <w:shd w:val="clear" w:color="auto" w:fill="F8F9FA"/>
             <w:tcBorders>
               <w:top w:val="single" w:sz="4" w:color="E9ECEF"/>
@@ -5615,7 +5615,7 @@
                 <w:color w:val="59595B"/>
                 <w:sz w:val="19"/>
               </w:rPr>
-              <w:t>2026-02-28</w:t>
+              <w:t>—</w:t>
             </w:r>
           </w:p>
         </w:tc>
@@ -5647,7 +5647,7 @@
         </w:tc>
         <w:tc>
           <w:tcPr>
-            <w:tcW w:type="dxa" w:w="2592"/>
+            <w:tcW w:type="dxa" w:w="2448"/>
             <w:tcBorders>
               <w:top w:val="single" w:sz="4" w:color="E9ECEF"/>
               <w:left w:val="single" w:sz="4" w:color="E9ECEF"/>
@@ -5673,7 +5673,7 @@
         </w:tc>
         <w:tc>
           <w:tcPr>
-            <w:tcW w:type="dxa" w:w="1872"/>
+            <w:tcW w:type="dxa" w:w="1728"/>
             <w:tcBorders>
               <w:top w:val="single" w:sz="4" w:color="E9ECEF"/>
               <w:left w:val="single" w:sz="4" w:color="E9ECEF"/>
@@ -5699,7 +5699,7 @@
         </w:tc>
         <w:tc>
           <w:tcPr>
-            <w:tcW w:type="dxa" w:w="1872"/>
+            <w:tcW w:type="dxa" w:w="1728"/>
             <w:tcBorders>
               <w:top w:val="single" w:sz="4" w:color="E9ECEF"/>
               <w:left w:val="single" w:sz="4" w:color="E9ECEF"/>
@@ -5774,7 +5774,7 @@
                 <w:color w:val="59595B"/>
                 <w:sz w:val="19"/>
               </w:rPr>
-              <w:t>2026-02-28</w:t>
+              <w:t>—</w:t>
             </w:r>
           </w:p>
         </w:tc>
@@ -5807,7 +5807,7 @@
         </w:tc>
         <w:tc>
           <w:tcPr>
-            <w:tcW w:type="dxa" w:w="2592"/>
+            <w:tcW w:type="dxa" w:w="2448"/>
             <w:shd w:val="clear" w:color="auto" w:fill="F8F9FA"/>
             <w:tcBorders>
               <w:top w:val="single" w:sz="4" w:color="E9ECEF"/>
@@ -5834,7 +5834,7 @@
         </w:tc>
         <w:tc>
           <w:tcPr>
-            <w:tcW w:type="dxa" w:w="1872"/>
+            <w:tcW w:type="dxa" w:w="1728"/>
             <w:shd w:val="clear" w:color="auto" w:fill="F8F9FA"/>
             <w:tcBorders>
               <w:top w:val="single" w:sz="4" w:color="E9ECEF"/>
@@ -5861,7 +5861,7 @@
         </w:tc>
         <w:tc>
           <w:tcPr>
-            <w:tcW w:type="dxa" w:w="1872"/>
+            <w:tcW w:type="dxa" w:w="1728"/>
             <w:shd w:val="clear" w:color="auto" w:fill="F8F9FA"/>
             <w:tcBorders>
               <w:top w:val="single" w:sz="4" w:color="E9ECEF"/>
@@ -5937,7 +5937,7 @@
                 <w:color w:val="59595B"/>
                 <w:sz w:val="19"/>
               </w:rPr>
-              <w:t>2026-02-28</w:t>
+              <w:t>—</w:t>
             </w:r>
           </w:p>
         </w:tc>
@@ -5969,7 +5969,7 @@
         </w:tc>
         <w:tc>
           <w:tcPr>
-            <w:tcW w:type="dxa" w:w="2592"/>
+            <w:tcW w:type="dxa" w:w="2448"/>
             <w:tcBorders>
               <w:top w:val="single" w:sz="4" w:color="E9ECEF"/>
               <w:left w:val="single" w:sz="4" w:color="E9ECEF"/>
@@ -5995,7 +5995,7 @@
         </w:tc>
         <w:tc>
           <w:tcPr>
-            <w:tcW w:type="dxa" w:w="1872"/>
+            <w:tcW w:type="dxa" w:w="1728"/>
             <w:tcBorders>
               <w:top w:val="single" w:sz="4" w:color="E9ECEF"/>
               <w:left w:val="single" w:sz="4" w:color="E9ECEF"/>
@@ -6021,7 +6021,7 @@
         </w:tc>
         <w:tc>
           <w:tcPr>
-            <w:tcW w:type="dxa" w:w="1872"/>
+            <w:tcW w:type="dxa" w:w="1728"/>
             <w:tcBorders>
               <w:top w:val="single" w:sz="4" w:color="E9ECEF"/>
               <w:left w:val="single" w:sz="4" w:color="E9ECEF"/>
@@ -6096,7 +6096,7 @@
                 <w:color w:val="59595B"/>
                 <w:sz w:val="19"/>
               </w:rPr>
-              <w:t>2026-02-28</w:t>
+              <w:t>—</w:t>
             </w:r>
           </w:p>
         </w:tc>
@@ -6129,7 +6129,7 @@
         </w:tc>
         <w:tc>
           <w:tcPr>
-            <w:tcW w:type="dxa" w:w="2592"/>
+            <w:tcW w:type="dxa" w:w="2448"/>
             <w:shd w:val="clear" w:color="auto" w:fill="F8F9FA"/>
             <w:tcBorders>
               <w:top w:val="single" w:sz="4" w:color="E9ECEF"/>
@@ -6156,7 +6156,7 @@
         </w:tc>
         <w:tc>
           <w:tcPr>
-            <w:tcW w:type="dxa" w:w="1872"/>
+            <w:tcW w:type="dxa" w:w="1728"/>
             <w:shd w:val="clear" w:color="auto" w:fill="F8F9FA"/>
             <w:tcBorders>
               <w:top w:val="single" w:sz="4" w:color="E9ECEF"/>
@@ -6183,7 +6183,7 @@
         </w:tc>
         <w:tc>
           <w:tcPr>
-            <w:tcW w:type="dxa" w:w="1872"/>
+            <w:tcW w:type="dxa" w:w="1728"/>
             <w:shd w:val="clear" w:color="auto" w:fill="F8F9FA"/>
             <w:tcBorders>
               <w:top w:val="single" w:sz="4" w:color="E9ECEF"/>
@@ -6259,7 +6259,7 @@
                 <w:color w:val="59595B"/>
                 <w:sz w:val="19"/>
               </w:rPr>
-              <w:t>2026-02-22</w:t>
+              <w:t>—</w:t>
             </w:r>
           </w:p>
         </w:tc>
@@ -6291,7 +6291,7 @@
         </w:tc>
         <w:tc>
           <w:tcPr>
-            <w:tcW w:type="dxa" w:w="2592"/>
+            <w:tcW w:type="dxa" w:w="2448"/>
             <w:tcBorders>
               <w:top w:val="single" w:sz="4" w:color="E9ECEF"/>
               <w:left w:val="single" w:sz="4" w:color="E9ECEF"/>
@@ -6317,7 +6317,7 @@
         </w:tc>
         <w:tc>
           <w:tcPr>
-            <w:tcW w:type="dxa" w:w="1872"/>
+            <w:tcW w:type="dxa" w:w="1728"/>
             <w:tcBorders>
               <w:top w:val="single" w:sz="4" w:color="E9ECEF"/>
               <w:left w:val="single" w:sz="4" w:color="E9ECEF"/>
@@ -6343,7 +6343,7 @@
         </w:tc>
         <w:tc>
           <w:tcPr>
-            <w:tcW w:type="dxa" w:w="1872"/>
+            <w:tcW w:type="dxa" w:w="1728"/>
             <w:tcBorders>
               <w:top w:val="single" w:sz="4" w:color="E9ECEF"/>
               <w:left w:val="single" w:sz="4" w:color="E9ECEF"/>
@@ -6418,7 +6418,7 @@
                 <w:color w:val="59595B"/>
                 <w:sz w:val="19"/>
               </w:rPr>
-              <w:t>2026-02-28</w:t>
+              <w:t>—</w:t>
             </w:r>
           </w:p>
         </w:tc>
@@ -6451,7 +6451,7 @@
         </w:tc>
         <w:tc>
           <w:tcPr>
-            <w:tcW w:type="dxa" w:w="2592"/>
+            <w:tcW w:type="dxa" w:w="2448"/>
             <w:shd w:val="clear" w:color="auto" w:fill="F8F9FA"/>
             <w:tcBorders>
               <w:top w:val="single" w:sz="4" w:color="E9ECEF"/>
@@ -6478,7 +6478,7 @@
         </w:tc>
         <w:tc>
           <w:tcPr>
-            <w:tcW w:type="dxa" w:w="1872"/>
+            <w:tcW w:type="dxa" w:w="1728"/>
             <w:shd w:val="clear" w:color="auto" w:fill="F8F9FA"/>
             <w:tcBorders>
               <w:top w:val="single" w:sz="4" w:color="E9ECEF"/>
@@ -6505,7 +6505,7 @@
         </w:tc>
         <w:tc>
           <w:tcPr>
-            <w:tcW w:type="dxa" w:w="1872"/>
+            <w:tcW w:type="dxa" w:w="1728"/>
             <w:shd w:val="clear" w:color="auto" w:fill="F8F9FA"/>
             <w:tcBorders>
               <w:top w:val="single" w:sz="4" w:color="E9ECEF"/>
@@ -6581,7 +6581,7 @@
                 <w:color w:val="59595B"/>
                 <w:sz w:val="19"/>
               </w:rPr>
-              <w:t>2026-02-10</w:t>
+              <w:t>—</w:t>
             </w:r>
           </w:p>
         </w:tc>
@@ -6613,7 +6613,7 @@
         </w:tc>
         <w:tc>
           <w:tcPr>
-            <w:tcW w:type="dxa" w:w="2592"/>
+            <w:tcW w:type="dxa" w:w="2448"/>
             <w:tcBorders>
               <w:top w:val="single" w:sz="4" w:color="E9ECEF"/>
               <w:left w:val="single" w:sz="4" w:color="E9ECEF"/>
@@ -6639,7 +6639,7 @@
         </w:tc>
         <w:tc>
           <w:tcPr>
-            <w:tcW w:type="dxa" w:w="1872"/>
+            <w:tcW w:type="dxa" w:w="1728"/>
             <w:tcBorders>
               <w:top w:val="single" w:sz="4" w:color="E9ECEF"/>
               <w:left w:val="single" w:sz="4" w:color="E9ECEF"/>
@@ -6665,7 +6665,7 @@
         </w:tc>
         <w:tc>
           <w:tcPr>
-            <w:tcW w:type="dxa" w:w="1872"/>
+            <w:tcW w:type="dxa" w:w="1728"/>
             <w:tcBorders>
               <w:top w:val="single" w:sz="4" w:color="E9ECEF"/>
               <w:left w:val="single" w:sz="4" w:color="E9ECEF"/>
@@ -6740,7 +6740,7 @@
                 <w:color w:val="59595B"/>
                 <w:sz w:val="19"/>
               </w:rPr>
-              <w:t>2026-02-09</w:t>
+              <w:t>—</w:t>
             </w:r>
           </w:p>
         </w:tc>
@@ -6773,7 +6773,7 @@
         </w:tc>
         <w:tc>
           <w:tcPr>
-            <w:tcW w:type="dxa" w:w="2592"/>
+            <w:tcW w:type="dxa" w:w="2448"/>
             <w:shd w:val="clear" w:color="auto" w:fill="F8F9FA"/>
             <w:tcBorders>
               <w:top w:val="single" w:sz="4" w:color="E9ECEF"/>
@@ -6800,7 +6800,7 @@
         </w:tc>
         <w:tc>
           <w:tcPr>
-            <w:tcW w:type="dxa" w:w="1872"/>
+            <w:tcW w:type="dxa" w:w="1728"/>
             <w:shd w:val="clear" w:color="auto" w:fill="F8F9FA"/>
             <w:tcBorders>
               <w:top w:val="single" w:sz="4" w:color="E9ECEF"/>
@@ -6827,7 +6827,7 @@
         </w:tc>
         <w:tc>
           <w:tcPr>
-            <w:tcW w:type="dxa" w:w="1872"/>
+            <w:tcW w:type="dxa" w:w="1728"/>
             <w:shd w:val="clear" w:color="auto" w:fill="F8F9FA"/>
             <w:tcBorders>
               <w:top w:val="single" w:sz="4" w:color="E9ECEF"/>
@@ -6903,7 +6903,7 @@
                 <w:color w:val="59595B"/>
                 <w:sz w:val="19"/>
               </w:rPr>
-              <w:t>2026-02-09</w:t>
+              <w:t>—</w:t>
             </w:r>
           </w:p>
         </w:tc>
@@ -6935,7 +6935,7 @@
         </w:tc>
         <w:tc>
           <w:tcPr>
-            <w:tcW w:type="dxa" w:w="2592"/>
+            <w:tcW w:type="dxa" w:w="2448"/>
             <w:tcBorders>
               <w:top w:val="single" w:sz="4" w:color="E9ECEF"/>
               <w:left w:val="single" w:sz="4" w:color="E9ECEF"/>
@@ -6961,7 +6961,7 @@
         </w:tc>
         <w:tc>
           <w:tcPr>
-            <w:tcW w:type="dxa" w:w="1872"/>
+            <w:tcW w:type="dxa" w:w="1728"/>
             <w:tcBorders>
               <w:top w:val="single" w:sz="4" w:color="E9ECEF"/>
               <w:left w:val="single" w:sz="4" w:color="E9ECEF"/>
@@ -6987,7 +6987,7 @@
         </w:tc>
         <w:tc>
           <w:tcPr>
-            <w:tcW w:type="dxa" w:w="1872"/>
+            <w:tcW w:type="dxa" w:w="1728"/>
             <w:tcBorders>
               <w:top w:val="single" w:sz="4" w:color="E9ECEF"/>
               <w:left w:val="single" w:sz="4" w:color="E9ECEF"/>
@@ -7062,7 +7062,7 @@
                 <w:color w:val="59595B"/>
                 <w:sz w:val="19"/>
               </w:rPr>
-              <w:t>2026-02-02</w:t>
+              <w:t>—</w:t>
             </w:r>
           </w:p>
         </w:tc>
@@ -7095,7 +7095,7 @@
         </w:tc>
         <w:tc>
           <w:tcPr>
-            <w:tcW w:type="dxa" w:w="2592"/>
+            <w:tcW w:type="dxa" w:w="2448"/>
             <w:shd w:val="clear" w:color="auto" w:fill="F8F9FA"/>
             <w:tcBorders>
               <w:top w:val="single" w:sz="4" w:color="E9ECEF"/>
@@ -7122,7 +7122,7 @@
         </w:tc>
         <w:tc>
           <w:tcPr>
-            <w:tcW w:type="dxa" w:w="1872"/>
+            <w:tcW w:type="dxa" w:w="1728"/>
             <w:shd w:val="clear" w:color="auto" w:fill="F8F9FA"/>
             <w:tcBorders>
               <w:top w:val="single" w:sz="4" w:color="E9ECEF"/>
@@ -7149,7 +7149,7 @@
         </w:tc>
         <w:tc>
           <w:tcPr>
-            <w:tcW w:type="dxa" w:w="1872"/>
+            <w:tcW w:type="dxa" w:w="1728"/>
             <w:shd w:val="clear" w:color="auto" w:fill="F8F9FA"/>
             <w:tcBorders>
               <w:top w:val="single" w:sz="4" w:color="E9ECEF"/>
@@ -7225,7 +7225,7 @@
                 <w:color w:val="59595B"/>
                 <w:sz w:val="19"/>
               </w:rPr>
-              <w:t>2026-02-09</w:t>
+              <w:t>—</w:t>
             </w:r>
           </w:p>
         </w:tc>
@@ -7257,7 +7257,7 @@
         </w:tc>
         <w:tc>
           <w:tcPr>
-            <w:tcW w:type="dxa" w:w="2592"/>
+            <w:tcW w:type="dxa" w:w="2448"/>
             <w:tcBorders>
               <w:top w:val="single" w:sz="4" w:color="E9ECEF"/>
               <w:left w:val="single" w:sz="4" w:color="E9ECEF"/>
@@ -7283,7 +7283,7 @@
         </w:tc>
         <w:tc>
           <w:tcPr>
-            <w:tcW w:type="dxa" w:w="1872"/>
+            <w:tcW w:type="dxa" w:w="1728"/>
             <w:tcBorders>
               <w:top w:val="single" w:sz="4" w:color="E9ECEF"/>
               <w:left w:val="single" w:sz="4" w:color="E9ECEF"/>
@@ -7309,7 +7309,7 @@
         </w:tc>
         <w:tc>
           <w:tcPr>
-            <w:tcW w:type="dxa" w:w="1872"/>
+            <w:tcW w:type="dxa" w:w="1728"/>
             <w:tcBorders>
               <w:top w:val="single" w:sz="4" w:color="E9ECEF"/>
               <w:left w:val="single" w:sz="4" w:color="E9ECEF"/>
@@ -7384,7 +7384,7 @@
                 <w:color w:val="59595B"/>
                 <w:sz w:val="19"/>
               </w:rPr>
-              <w:t>2026-02-10</w:t>
+              <w:t>—</w:t>
             </w:r>
           </w:p>
         </w:tc>
@@ -7417,7 +7417,7 @@
         </w:tc>
         <w:tc>
           <w:tcPr>
-            <w:tcW w:type="dxa" w:w="2592"/>
+            <w:tcW w:type="dxa" w:w="2448"/>
             <w:shd w:val="clear" w:color="auto" w:fill="F8F9FA"/>
             <w:tcBorders>
               <w:top w:val="single" w:sz="4" w:color="E9ECEF"/>
@@ -7444,7 +7444,7 @@
         </w:tc>
         <w:tc>
           <w:tcPr>
-            <w:tcW w:type="dxa" w:w="1872"/>
+            <w:tcW w:type="dxa" w:w="1728"/>
             <w:shd w:val="clear" w:color="auto" w:fill="F8F9FA"/>
             <w:tcBorders>
               <w:top w:val="single" w:sz="4" w:color="E9ECEF"/>
@@ -7471,7 +7471,7 @@
         </w:tc>
         <w:tc>
           <w:tcPr>
-            <w:tcW w:type="dxa" w:w="1872"/>
+            <w:tcW w:type="dxa" w:w="1728"/>
             <w:shd w:val="clear" w:color="auto" w:fill="F8F9FA"/>
             <w:tcBorders>
               <w:top w:val="single" w:sz="4" w:color="E9ECEF"/>
@@ -7547,7 +7547,7 @@
                 <w:color w:val="59595B"/>
                 <w:sz w:val="19"/>
               </w:rPr>
-              <w:t>2026-02-10</w:t>
+              <w:t>—</w:t>
             </w:r>
           </w:p>
         </w:tc>
@@ -7579,7 +7579,7 @@
         </w:tc>
         <w:tc>
           <w:tcPr>
-            <w:tcW w:type="dxa" w:w="2592"/>
+            <w:tcW w:type="dxa" w:w="2448"/>
             <w:tcBorders>
               <w:top w:val="single" w:sz="4" w:color="E9ECEF"/>
               <w:left w:val="single" w:sz="4" w:color="E9ECEF"/>
@@ -7605,7 +7605,7 @@
         </w:tc>
         <w:tc>
           <w:tcPr>
-            <w:tcW w:type="dxa" w:w="1872"/>
+            <w:tcW w:type="dxa" w:w="1728"/>
             <w:tcBorders>
               <w:top w:val="single" w:sz="4" w:color="E9ECEF"/>
               <w:left w:val="single" w:sz="4" w:color="E9ECEF"/>
@@ -7631,7 +7631,7 @@
         </w:tc>
         <w:tc>
           <w:tcPr>
-            <w:tcW w:type="dxa" w:w="1872"/>
+            <w:tcW w:type="dxa" w:w="1728"/>
             <w:tcBorders>
               <w:top w:val="single" w:sz="4" w:color="E9ECEF"/>
               <w:left w:val="single" w:sz="4" w:color="E9ECEF"/>
@@ -7925,6 +7925,78 @@
                 <w:color w:val="006DB6"/>
                 <w:sz w:val="28"/>
               </w:rPr>
+              <w:t xml:space="preserve">  Industry News &amp; Vendor Innovations</w:t>
+            </w:r>
+          </w:p>
+        </w:tc>
+      </w:tr>
+    </w:tbl>
+    <w:p>
+      <w:pPr>
+        <w:spacing w:after="160"/>
+      </w:pPr>
+      <w:r>
+        <w:rPr>
+          <w:rFonts w:ascii="Open Sans" w:hAnsi="Open Sans"/>
+          <w:b w:val="0"/>
+          <w:i w:val="0"/>
+          <w:color w:val="59595B"/>
+          <w:sz w:val="22"/>
+        </w:rPr>
+        <w:t>CrowdStrike announced no major platform changes this month. Routine detection-content updates and sensor improvements continued to roll out automatically. Technijian tracks CrowdStrike's release notes monthly so future updates land in this section as they're published.</w:t>
+      </w:r>
+    </w:p>
+    <w:p/>
+    <w:tbl>
+      <w:tblPr>
+        <w:tblW w:type="auto" w:w="0"/>
+        <w:tblLayout w:type="fixed"/>
+        <w:tblLook w:firstColumn="1" w:firstRow="1" w:lastColumn="0" w:lastRow="0" w:noHBand="0" w:noVBand="1" w:val="04A0"/>
+      </w:tblPr>
+      <w:tblGrid>
+        <w:gridCol w:w="94"/>
+        <w:gridCol w:w="8976"/>
+      </w:tblGrid>
+      <w:tr>
+        <w:tc>
+          <w:tcPr>
+            <w:tcW w:type="dxa" w:w="94"/>
+            <w:shd w:val="clear" w:color="auto" w:fill="006DB6"/>
+            <w:tcBorders>
+              <w:top w:val="nil"/>
+              <w:left w:val="nil"/>
+              <w:bottom w:val="nil"/>
+              <w:right w:val="nil"/>
+              <w:insideH w:val="nil"/>
+              <w:insideV w:val="nil"/>
+            </w:tcBorders>
+          </w:tcPr>
+          <w:p/>
+        </w:tc>
+        <w:tc>
+          <w:tcPr>
+            <w:tcW w:type="dxa" w:w="8976"/>
+            <w:tcBorders>
+              <w:top w:val="nil"/>
+              <w:left w:val="nil"/>
+              <w:bottom w:val="nil"/>
+              <w:right w:val="nil"/>
+              <w:insideH w:val="nil"/>
+              <w:insideV w:val="nil"/>
+            </w:tcBorders>
+          </w:tcPr>
+          <w:p>
+            <w:pPr>
+              <w:spacing w:before="80" w:after="80"/>
+            </w:pPr>
+            <w:r>
+              <w:rPr>
+                <w:rFonts w:ascii="Open Sans" w:hAnsi="Open Sans"/>
+                <w:b/>
+                <w:i w:val="0"/>
+                <w:color w:val="006DB6"/>
+                <w:sz w:val="28"/>
+              </w:rPr>
               <w:t xml:space="preserve">  Recommendations</w:t>
             </w:r>
           </w:p>
@@ -8119,7 +8191,7 @@
                 <w:color w:val="59595B"/>
                 <w:sz w:val="19"/>
               </w:rPr>
-              <w:t>2026-02-28</w:t>
+              <w:t>—</w:t>
             </w:r>
           </w:p>
         </w:tc>
@@ -8252,7 +8324,7 @@
                 <w:color w:val="59595B"/>
                 <w:sz w:val="19"/>
               </w:rPr>
-              <w:t>2026-02-28</w:t>
+              <w:t>—</w:t>
             </w:r>
           </w:p>
         </w:tc>
@@ -8388,7 +8460,7 @@
                 <w:color w:val="59595B"/>
                 <w:sz w:val="19"/>
               </w:rPr>
-              <w:t>2026-02-28</w:t>
+              <w:t>—</w:t>
             </w:r>
           </w:p>
         </w:tc>
@@ -8521,7 +8593,7 @@
                 <w:color w:val="59595B"/>
                 <w:sz w:val="19"/>
               </w:rPr>
-              <w:t>2026-02-22</w:t>
+              <w:t>—</w:t>
             </w:r>
           </w:p>
         </w:tc>
@@ -8657,7 +8729,7 @@
                 <w:color w:val="59595B"/>
                 <w:sz w:val="19"/>
               </w:rPr>
-              <w:t>2026-02-21</w:t>
+              <w:t>—</w:t>
             </w:r>
           </w:p>
         </w:tc>
@@ -8790,7 +8862,7 @@
                 <w:color w:val="59595B"/>
                 <w:sz w:val="19"/>
               </w:rPr>
-              <w:t>2026-02-28</w:t>
+              <w:t>—</w:t>
             </w:r>
           </w:p>
         </w:tc>
@@ -8926,7 +8998,7 @@
                 <w:color w:val="59595B"/>
                 <w:sz w:val="19"/>
               </w:rPr>
-              <w:t>2026-02-28</w:t>
+              <w:t>—</w:t>
             </w:r>
           </w:p>
         </w:tc>
@@ -9059,7 +9131,7 @@
                 <w:color w:val="59595B"/>
                 <w:sz w:val="19"/>
               </w:rPr>
-              <w:t>2026-02-22</w:t>
+              <w:t>—</w:t>
             </w:r>
           </w:p>
         </w:tc>
@@ -9195,7 +9267,7 @@
                 <w:color w:val="59595B"/>
                 <w:sz w:val="19"/>
               </w:rPr>
-              <w:t>2026-02-21</w:t>
+              <w:t>—</w:t>
             </w:r>
           </w:p>
         </w:tc>
@@ -9328,7 +9400,7 @@
                 <w:color w:val="59595B"/>
                 <w:sz w:val="19"/>
               </w:rPr>
-              <w:t>2026-02-28</w:t>
+              <w:t>—</w:t>
             </w:r>
           </w:p>
         </w:tc>
@@ -9464,7 +9536,7 @@
                 <w:color w:val="59595B"/>
                 <w:sz w:val="19"/>
               </w:rPr>
-              <w:t>2026-02-28</w:t>
+              <w:t>—</w:t>
             </w:r>
           </w:p>
         </w:tc>
@@ -9597,7 +9669,7 @@
                 <w:color w:val="59595B"/>
                 <w:sz w:val="19"/>
               </w:rPr>
-              <w:t>2026-02-09</w:t>
+              <w:t>—</w:t>
             </w:r>
           </w:p>
         </w:tc>
@@ -9733,7 +9805,7 @@
                 <w:color w:val="59595B"/>
                 <w:sz w:val="19"/>
               </w:rPr>
-              <w:t>2026-02-02</w:t>
+              <w:t>—</w:t>
             </w:r>
           </w:p>
         </w:tc>
@@ -9866,7 +9938,7 @@
                 <w:color w:val="59595B"/>
                 <w:sz w:val="19"/>
               </w:rPr>
-              <w:t>2026-02-10</w:t>
+              <w:t>—</w:t>
             </w:r>
           </w:p>
         </w:tc>
@@ -10002,7 +10074,7 @@
                 <w:color w:val="59595B"/>
                 <w:sz w:val="19"/>
               </w:rPr>
-              <w:t>2026-02-10</w:t>
+              <w:t>—</w:t>
             </w:r>
           </w:p>
         </w:tc>
@@ -10124,7 +10196,7 @@
           <w:color w:val="59595B"/>
           <w:sz w:val="22"/>
         </w:rPr>
-        <w:t>Recommended action: work with your Technijian contact to review each open Critical/High alert, confirm no further attacker activity is present, and close or suppress confirmed false positives.</w:t>
+        <w:t>Recommended action: email support@technijian.com to review each open Critical/High alert with our team, confirm no further attacker activity is present, and close or suppress confirmed false positives.</w:t>
       </w:r>
     </w:p>
     <w:p/>
@@ -10155,7 +10227,184 @@
           <w:color w:val="59595B"/>
           <w:sz w:val="22"/>
         </w:rPr>
-        <w:t>The CrowdStrike daily pull scheduled task has not yet been registered on the Technijian monitoring workstation. Once registered, future reports will include full endpoint inventory with sensor version, OS distribution, and check-in age analysis. Contact your Technijian account manager to schedule this one-time setup step.</w:t>
+        <w:t>The CrowdStrike daily pull scheduled task has not yet been registered on the Technijian monitoring workstation. Once registered, future reports will include full endpoint inventory with sensor version, OS distribution, and check-in age analysis. Email support@technijian.com to schedule this one-time setup step.</w:t>
+      </w:r>
+    </w:p>
+    <w:p/>
+    <w:tbl>
+      <w:tblPr>
+        <w:tblW w:type="auto" w:w="0"/>
+        <w:tblLayout w:type="fixed"/>
+        <w:tblLook w:firstColumn="1" w:firstRow="1" w:lastColumn="0" w:lastRow="0" w:noHBand="0" w:noVBand="1" w:val="04A0"/>
+      </w:tblPr>
+      <w:tblGrid>
+        <w:gridCol w:w="94"/>
+        <w:gridCol w:w="8976"/>
+      </w:tblGrid>
+      <w:tr>
+        <w:tc>
+          <w:tcPr>
+            <w:tcW w:type="dxa" w:w="94"/>
+            <w:shd w:val="clear" w:color="auto" w:fill="006DB6"/>
+            <w:tcBorders>
+              <w:top w:val="nil"/>
+              <w:left w:val="nil"/>
+              <w:bottom w:val="nil"/>
+              <w:right w:val="nil"/>
+              <w:insideH w:val="nil"/>
+              <w:insideV w:val="nil"/>
+            </w:tcBorders>
+          </w:tcPr>
+          <w:p/>
+        </w:tc>
+        <w:tc>
+          <w:tcPr>
+            <w:tcW w:type="dxa" w:w="8976"/>
+            <w:tcBorders>
+              <w:top w:val="nil"/>
+              <w:left w:val="nil"/>
+              <w:bottom w:val="nil"/>
+              <w:right w:val="nil"/>
+              <w:insideH w:val="nil"/>
+              <w:insideV w:val="nil"/>
+            </w:tcBorders>
+          </w:tcPr>
+          <w:p>
+            <w:pPr>
+              <w:spacing w:before="80" w:after="80"/>
+            </w:pPr>
+            <w:r>
+              <w:rPr>
+                <w:rFonts w:ascii="Open Sans" w:hAnsi="Open Sans"/>
+                <w:b/>
+                <w:i w:val="0"/>
+                <w:color w:val="006DB6"/>
+                <w:sz w:val="28"/>
+              </w:rPr>
+              <w:t xml:space="preserve">  How This Protection Works</w:t>
+            </w:r>
+          </w:p>
+        </w:tc>
+      </w:tr>
+    </w:tbl>
+    <w:p>
+      <w:pPr>
+        <w:spacing w:after="160"/>
+      </w:pPr>
+      <w:r>
+        <w:rPr>
+          <w:rFonts w:ascii="Open Sans" w:hAnsi="Open Sans"/>
+          <w:b w:val="0"/>
+          <w:i w:val="0"/>
+          <w:color w:val="59595B"/>
+          <w:sz w:val="22"/>
+        </w:rPr>
+        <w:t>Your endpoints are protected by a layered security stack — CrowdStrike Falcon and Huntress working alongside each other — chosen and managed by Technijian as an MSP best-practice configuration. Here's what each piece does and why we run both.</w:t>
+      </w:r>
+    </w:p>
+    <w:p>
+      <w:pPr>
+        <w:spacing w:after="160"/>
+      </w:pPr>
+      <w:r>
+        <w:rPr>
+          <w:rFonts w:ascii="Open Sans" w:hAnsi="Open Sans"/>
+          <w:b/>
+          <w:i w:val="0"/>
+          <w:color w:val="1A1A2E"/>
+          <w:sz w:val="24"/>
+        </w:rPr>
+        <w:t>CrowdStrike Falcon: AI-driven EDR with the Falcon Overwatch SOC</w:t>
+      </w:r>
+    </w:p>
+    <w:p>
+      <w:pPr>
+        <w:spacing w:after="160"/>
+      </w:pPr>
+      <w:r>
+        <w:rPr>
+          <w:rFonts w:ascii="Open Sans" w:hAnsi="Open Sans"/>
+          <w:b w:val="0"/>
+          <w:i w:val="0"/>
+          <w:color w:val="59595B"/>
+          <w:sz w:val="22"/>
+        </w:rPr>
+        <w:t>CrowdStrike Falcon is the EDR (Endpoint Detection and Response) layer. Falcon's behavioral AI inspects every process, network connection, and file operation on your endpoints in real time and stops identified threats before they can execute. On top of the AI, CrowdStrike's Falcon Overwatch managed-threat-hunting team — the same elite NOC that protects Fortune 500s and government agencies — watches your environment 24×7 looking for the kind of slow, low-and-slow adversary tradecraft that automated detection alone can miss. Overwatch hunters reach out directly when they see something that needs immediate action.</w:t>
+      </w:r>
+    </w:p>
+    <w:p>
+      <w:pPr>
+        <w:spacing w:after="160"/>
+      </w:pPr>
+      <w:r>
+        <w:rPr>
+          <w:rFonts w:ascii="Open Sans" w:hAnsi="Open Sans"/>
+          <w:b/>
+          <w:i w:val="0"/>
+          <w:color w:val="1A1A2E"/>
+          <w:sz w:val="24"/>
+        </w:rPr>
+        <w:t>Huntress: managed detection &amp; response with a 24×7 SOC</w:t>
+      </w:r>
+    </w:p>
+    <w:p>
+      <w:pPr>
+        <w:spacing w:after="160"/>
+      </w:pPr>
+      <w:r>
+        <w:rPr>
+          <w:rFonts w:ascii="Open Sans" w:hAnsi="Open Sans"/>
+          <w:b w:val="0"/>
+          <w:i w:val="0"/>
+          <w:color w:val="59595B"/>
+          <w:sz w:val="22"/>
+        </w:rPr>
+        <w:t>Huntress runs its own Security Operations Center staffed with threat hunters who review every signal that fires on your endpoints around the clock — not just nights and weekends, but 24×7×365. When the Huntress agent flags suspicious behavior (persistence mechanisms, process injection, credential abuse, known-bad files), the activity is examined by Huntress threat hunters BEFORE it ever reaches Technijian. False positives are filtered out at the source so that what does reach our team is signal, not noise. When Huntress sees something that needs attention, they coordinate response with Technijian and provide guided remediation playbooks.</w:t>
+      </w:r>
+    </w:p>
+    <w:p>
+      <w:pPr>
+        <w:spacing w:after="160"/>
+      </w:pPr>
+      <w:r>
+        <w:rPr>
+          <w:rFonts w:ascii="Open Sans" w:hAnsi="Open Sans"/>
+          <w:b/>
+          <w:i w:val="0"/>
+          <w:color w:val="1A1A2E"/>
+          <w:sz w:val="24"/>
+        </w:rPr>
+        <w:t>Why both? Defense in depth.</w:t>
+      </w:r>
+    </w:p>
+    <w:p>
+      <w:pPr>
+        <w:spacing w:after="160"/>
+      </w:pPr>
+      <w:r>
+        <w:rPr>
+          <w:rFonts w:ascii="Open Sans" w:hAnsi="Open Sans"/>
+          <w:b w:val="0"/>
+          <w:i w:val="0"/>
+          <w:color w:val="59595B"/>
+          <w:sz w:val="22"/>
+        </w:rPr>
+        <w:t>CrowdStrike and Huntress are deliberately complementary. CrowdStrike's Falcon is industry-leading nation-state-grade EDR with the broadest telemetry collection and the most mature threat-intel feed in the market. Huntress is tuned for the SMB and mid-market threat landscape — phishing-driven footholds, persistence tradecraft, credential theft, and the kinds of attacks that target managed-service customers. They use different detection styles, different telemetry sources, and different threat-intelligence pipelines.</w:t>
+      </w:r>
+    </w:p>
+    <w:p>
+      <w:pPr>
+        <w:spacing w:after="160"/>
+      </w:pPr>
+      <w:r>
+        <w:rPr>
+          <w:rFonts w:ascii="Open Sans" w:hAnsi="Open Sans"/>
+          <w:b w:val="0"/>
+          <w:i w:val="0"/>
+          <w:color w:val="59595B"/>
+          <w:sz w:val="22"/>
+        </w:rPr>
+        <w:t>Running them together gives your endpoints two independent sets of expert eyes — CrowdStrike's Overwatch team and Huntress's SOC — both watching 24×7. If one platform misses something, the other is extremely likely to catch it. This redundant, layered approach is the configuration Technijian recommends as best-in-class endpoint protection for clients who can't afford a security incident.</w:t>
       </w:r>
     </w:p>
     <w:p/>

--- a/clients/ani/crowdstrike/monthly/2026-02/ANI-CrowdStrike-Activity-2026-02.docx
+++ b/clients/ani/crowdstrike/monthly/2026-02/ANI-CrowdStrike-Activity-2026-02.docx
@@ -10228,6 +10228,201 @@
           <w:sz w:val="22"/>
         </w:rPr>
         <w:t>The CrowdStrike daily pull scheduled task has not yet been registered on the Technijian monitoring workstation. Once registered, future reports will include full endpoint inventory with sensor version, OS distribution, and check-in age analysis. Email support@technijian.com to schedule this one-time setup step.</w:t>
+      </w:r>
+    </w:p>
+    <w:p/>
+    <w:tbl>
+      <w:tblPr>
+        <w:tblW w:type="auto" w:w="0"/>
+        <w:tblLayout w:type="fixed"/>
+        <w:tblLook w:firstColumn="1" w:firstRow="1" w:lastColumn="0" w:lastRow="0" w:noHBand="0" w:noVBand="1" w:val="04A0"/>
+      </w:tblPr>
+      <w:tblGrid>
+        <w:gridCol w:w="94"/>
+        <w:gridCol w:w="8976"/>
+      </w:tblGrid>
+      <w:tr>
+        <w:tc>
+          <w:tcPr>
+            <w:tcW w:type="dxa" w:w="94"/>
+            <w:shd w:val="clear" w:color="auto" w:fill="006DB6"/>
+            <w:tcBorders>
+              <w:top w:val="nil"/>
+              <w:left w:val="nil"/>
+              <w:bottom w:val="nil"/>
+              <w:right w:val="nil"/>
+              <w:insideH w:val="nil"/>
+              <w:insideV w:val="nil"/>
+            </w:tcBorders>
+          </w:tcPr>
+          <w:p/>
+        </w:tc>
+        <w:tc>
+          <w:tcPr>
+            <w:tcW w:type="dxa" w:w="8976"/>
+            <w:tcBorders>
+              <w:top w:val="nil"/>
+              <w:left w:val="nil"/>
+              <w:bottom w:val="nil"/>
+              <w:right w:val="nil"/>
+              <w:insideH w:val="nil"/>
+              <w:insideV w:val="nil"/>
+            </w:tcBorders>
+          </w:tcPr>
+          <w:p>
+            <w:pPr>
+              <w:spacing w:before="80" w:after="80"/>
+            </w:pPr>
+            <w:r>
+              <w:rPr>
+                <w:rFonts w:ascii="Open Sans" w:hAnsi="Open Sans"/>
+                <w:b/>
+                <w:i w:val="0"/>
+                <w:color w:val="006DB6"/>
+                <w:sz w:val="28"/>
+              </w:rPr>
+              <w:t xml:space="preserve">  Compliance Alignment</w:t>
+            </w:r>
+          </w:p>
+        </w:tc>
+      </w:tr>
+    </w:tbl>
+    <w:p>
+      <w:pPr>
+        <w:spacing w:after="160"/>
+      </w:pPr>
+      <w:r>
+        <w:rPr>
+          <w:rFonts w:ascii="Open Sans" w:hAnsi="Open Sans"/>
+          <w:b w:val="0"/>
+          <w:i w:val="0"/>
+          <w:color w:val="59595B"/>
+          <w:sz w:val="22"/>
+        </w:rPr>
+        <w:t>This client's industry classification is Engineering / Manufacturing. Based on that classification, the data Technijian's stack is helping protect is most likely characterized as: Trade secrets / Customer PII.</w:t>
+      </w:r>
+    </w:p>
+    <w:p>
+      <w:pPr>
+        <w:spacing w:after="160"/>
+      </w:pPr>
+      <w:r>
+        <w:rPr>
+          <w:rFonts w:ascii="Open Sans" w:hAnsi="Open Sans"/>
+          <w:b w:val="0"/>
+          <w:i w:val="0"/>
+          <w:color w:val="59595B"/>
+          <w:sz w:val="21"/>
+        </w:rPr>
+        <w:t>Engineering and manufacturing firms vary widely in compliance scope. Defense/aerospace work brings ITAR (export-controlled technical data) and CMMC (DoD contractor cybersecurity). Civilian manufacturing is typically governed by general privacy law and customer-imposed SOC 2 / NIST 800-171 requirements.</w:t>
+      </w:r>
+    </w:p>
+    <w:p>
+      <w:pPr>
+        <w:spacing w:after="160"/>
+      </w:pPr>
+      <w:r>
+        <w:rPr>
+          <w:rFonts w:ascii="Open Sans" w:hAnsi="Open Sans"/>
+          <w:b/>
+          <w:i w:val="0"/>
+          <w:color w:val="1A1A2E"/>
+          <w:sz w:val="22"/>
+        </w:rPr>
+        <w:t>How Technijian's monitoring stack supports each framework:</w:t>
+      </w:r>
+    </w:p>
+    <w:p>
+      <w:pPr>
+        <w:pStyle w:val="ListBullet"/>
+        <w:spacing w:after="80"/>
+      </w:pPr>
+      <w:r>
+        <w:rPr>
+          <w:rFonts w:ascii="Open Sans" w:hAnsi="Open Sans"/>
+          <w:b/>
+          <w:i w:val="0"/>
+          <w:color w:val="1A1A2E"/>
+          <w:sz w:val="22"/>
+        </w:rPr>
+        <w:t xml:space="preserve">California CCPA: </w:t>
+      </w:r>
+      <w:r>
+        <w:rPr>
+          <w:rFonts w:ascii="Open Sans" w:hAnsi="Open Sans"/>
+          <w:b w:val="0"/>
+          <w:i w:val="0"/>
+          <w:color w:val="59595B"/>
+          <w:sz w:val="22"/>
+        </w:rPr>
+        <w:t>breach-detection and incident-response capabilities support CCPA §1798.150 reasonable-security obligations and the 72-hour notification window for incidents involving California-resident PII.</w:t>
+      </w:r>
+    </w:p>
+    <w:p>
+      <w:pPr>
+        <w:pStyle w:val="ListBullet"/>
+        <w:spacing w:after="80"/>
+      </w:pPr>
+      <w:r>
+        <w:rPr>
+          <w:rFonts w:ascii="Open Sans" w:hAnsi="Open Sans"/>
+          <w:b/>
+          <w:i w:val="0"/>
+          <w:color w:val="1A1A2E"/>
+          <w:sz w:val="22"/>
+        </w:rPr>
+        <w:t xml:space="preserve">ITAR (if defense): </w:t>
+      </w:r>
+      <w:r>
+        <w:rPr>
+          <w:rFonts w:ascii="Open Sans" w:hAnsi="Open Sans"/>
+          <w:b w:val="0"/>
+          <w:i w:val="0"/>
+          <w:color w:val="59595B"/>
+          <w:sz w:val="22"/>
+        </w:rPr>
+        <w:t>endpoint controls and access logging help support ITAR §126 technical-data export controls when applicable to the customer's contract scope.</w:t>
+      </w:r>
+    </w:p>
+    <w:p>
+      <w:pPr>
+        <w:pStyle w:val="ListBullet"/>
+        <w:spacing w:after="80"/>
+      </w:pPr>
+      <w:r>
+        <w:rPr>
+          <w:rFonts w:ascii="Open Sans" w:hAnsi="Open Sans"/>
+          <w:b/>
+          <w:i w:val="0"/>
+          <w:color w:val="1A1A2E"/>
+          <w:sz w:val="22"/>
+        </w:rPr>
+        <w:t xml:space="preserve">CMMC (if DoD): </w:t>
+      </w:r>
+      <w:r>
+        <w:rPr>
+          <w:rFonts w:ascii="Open Sans" w:hAnsi="Open Sans"/>
+          <w:b w:val="0"/>
+          <w:i w:val="0"/>
+          <w:color w:val="59595B"/>
+          <w:sz w:val="22"/>
+        </w:rPr>
+        <w:t>Endpoint Central inventory, patch evidence, and EDR detection logs map to multiple CMMC Level 1 and Level 2 practices (AC, AU, CM, IR, SI domains).</w:t>
+      </w:r>
+    </w:p>
+    <w:p>
+      <w:pPr>
+        <w:spacing w:after="160"/>
+      </w:pPr>
+      <w:r>
+        <w:rPr>
+          <w:rFonts w:ascii="Open Sans" w:hAnsi="Open Sans"/>
+          <w:b w:val="0"/>
+          <w:i w:val="0"/>
+          <w:color w:val="59595B"/>
+          <w:sz w:val="19"/>
+        </w:rPr>
+        <w:t>This classification was generated automatically from the client's name and contact-domain signals. If the industry or compliance scope shown here doesn't match your operations, please reply to this report and we'll update the classification — Technijian's team can also produce a deeper compliance-posture report on request.</w:t>
       </w:r>
     </w:p>
     <w:p/>
